--- a/chap2/1_data_type.docx
+++ b/chap2/1_data_type.docx
@@ -2,7 +2,7 @@
 <file path=word/document.xml><?xml version="1.0" encoding="utf-8"?>
 <w:document xmlns:w="http://schemas.openxmlformats.org/wordprocessingml/2006/main" xmlns:m="http://schemas.openxmlformats.org/officeDocument/2006/math" xmlns:r="http://schemas.openxmlformats.org/officeDocument/2006/relationships" xmlns:o="urn:schemas-microsoft-com:office:office" xmlns:v="urn:schemas-microsoft-com:vml" xmlns:w10="urn:schemas-microsoft-com:office:word" xmlns:a="http://schemas.openxmlformats.org/drawingml/2006/main" xmlns:pic="http://schemas.openxmlformats.org/drawingml/2006/picture" xmlns:wp="http://schemas.openxmlformats.org/drawingml/2006/wordprocessingDrawing">
   <w:body>
-    <w:bookmarkStart w:id="40" w:name="날짜와-시간의-시점-데이터-타입"/>
+    <w:bookmarkStart w:id="39" w:name="날짜와-시간의-시점-데이터-타입"/>
     <w:p>
       <w:pPr>
         <w:pStyle w:val="Heading1"/>
@@ -2566,7 +2566,25 @@
         <w:pStyle w:val="FirstParagraph"/>
       </w:pPr>
       <w:r>
-        <w:t xml:space="preserve">DatetimeIndex는 시점 데이터의 집합이다. 특정한 시점을 가지는 timestamp들의 집합으로 DatetimeIndex의 간격(freq)은 timestamp간의 간격으로 일정한 간격을 가질수도 있고 혹은 간격이 없을 수도 있다. 또 시간에 대한 더하기, 빼기와 같은 산술 연산이 불가하다.</w:t>
+        <w:t xml:space="preserve">DatetimeIndex는 시점 데이터의 집합이다. 특정한 시점을 가지는 timestamp들의 집합으로 DatetimeIndex의 간격(freq)은 timestamp간의 간격으로 일정한 간격을 가질수도 있고 혹은 간격이 없을 수도 있다. DatetimeIndex에서의 간격은 각각의 timestamp간의 간격, 즉 다음의 그림과 같이 timestamp가 기록된 간격을 의미한다. 만약 이 간격이 일정하지 않다면 해당 DatetimeIndex의 간격은 none으로 기록된다. 또 간격을 설정하기 위해</w:t>
+      </w:r>
+      <w:r>
+        <w:t xml:space="preserve"> </w:t>
+      </w:r>
+      <w:r>
+        <w:t xml:space="preserve">‘</w:t>
+      </w:r>
+      <w:r>
+        <w:t xml:space="preserve">freq</w:t>
+      </w:r>
+      <w:r>
+        <w:t xml:space="preserve">’</w:t>
+      </w:r>
+      <w:r>
+        <w:t xml:space="preserve"> </w:t>
+      </w:r>
+      <w:r>
+        <w:t xml:space="preserve">매개변수로 간격을 지정한다고 해도 기록된 timestamp가 해당 간격에 정확히 일치하지 않는다면 오류를 내게된다.</w:t>
       </w:r>
     </w:p>
     <w:p>
@@ -2618,17 +2636,90 @@
     </w:p>
     <w:p>
       <w:pPr>
+        <w:pStyle w:val="SourceCode"/>
+      </w:pPr>
+      <w:r>
+        <w:rPr>
+          <w:rStyle w:val="CommentTok"/>
+        </w:rPr>
+        <w:t xml:space="preserve">#print(pd.DatetimeIndex(['2023-02-04', '2023-02-05', '2023-02-07'], freq = 'D'))</w:t>
+      </w:r>
+      <w:r>
+        <w:br/>
+      </w:r>
+      <w:r>
+        <w:rPr>
+          <w:rStyle w:val="BuiltInTok"/>
+        </w:rPr>
+        <w:t xml:space="preserve">print</w:t>
+      </w:r>
+      <w:r>
+        <w:rPr>
+          <w:rStyle w:val="NormalTok"/>
+        </w:rPr>
+        <w:t xml:space="preserve">(pd.DatetimeIndex([</w:t>
+      </w:r>
+      <w:r>
+        <w:rPr>
+          <w:rStyle w:val="StringTok"/>
+        </w:rPr>
+        <w:t xml:space="preserve">'2023-02-04'</w:t>
+      </w:r>
+      <w:r>
+        <w:rPr>
+          <w:rStyle w:val="NormalTok"/>
+        </w:rPr>
+        <w:t xml:space="preserve">, </w:t>
+      </w:r>
+      <w:r>
+        <w:rPr>
+          <w:rStyle w:val="StringTok"/>
+        </w:rPr>
+        <w:t xml:space="preserve">'2023-02-05'</w:t>
+      </w:r>
+      <w:r>
+        <w:rPr>
+          <w:rStyle w:val="NormalTok"/>
+        </w:rPr>
+        <w:t xml:space="preserve">, </w:t>
+      </w:r>
+      <w:r>
+        <w:rPr>
+          <w:rStyle w:val="StringTok"/>
+        </w:rPr>
+        <w:t xml:space="preserve">'2023-02-07'</w:t>
+      </w:r>
+      <w:r>
+        <w:rPr>
+          <w:rStyle w:val="NormalTok"/>
+        </w:rPr>
+        <w:t xml:space="preserve">]))</w:t>
+      </w:r>
+    </w:p>
+    <w:p>
+      <w:pPr>
+        <w:pStyle w:val="SourceCode"/>
+      </w:pPr>
+      <w:r>
+        <w:rPr>
+          <w:rStyle w:val="VerbatimChar"/>
+        </w:rPr>
+        <w:t xml:space="preserve">DatetimeIndex(['2023-02-04', '2023-02-05', '2023-02-07'], dtype='datetime64[ns]', freq=None)</w:t>
+      </w:r>
+    </w:p>
+    <w:p>
+      <w:pPr>
+        <w:pStyle w:val="FirstParagraph"/>
+      </w:pPr>
+      <w:r>
+        <w:t xml:space="preserve">DatetimeIndex를 만드는 방법은 크게 세 가지가 있다.</w:t>
+      </w:r>
+    </w:p>
+    <w:p>
+      <w:pPr>
         <w:pStyle w:val="BodyText"/>
       </w:pPr>
       <w:r>
-        <w:t xml:space="preserve">DatetimeIndex를 만드는 방법은 크게 세 가지가 있다.</w:t>
-      </w:r>
-    </w:p>
-    <w:p>
-      <w:pPr>
-        <w:pStyle w:val="BodyText"/>
-      </w:pPr>
-      <w:r>
         <w:t xml:space="preserve">가장 기본적인 방법은 DatetimeIndex 생성 함수인 pandas의</w:t>
       </w:r>
       <w:r>
@@ -2654,94 +2745,6 @@
       </w:r>
       <w:r>
         <w:t xml:space="preserve">를 사용하여 DatetimeIndex를 생성하기 위해서는 세가지 파라메터가 필요하다. 첫 번째 파라메터는 인덱스로 구성할 Timestamp의 리스트이다. 두 번째는 데이터 타입을 설정하는데 주로 생략되는 경우가 일반적이다. 세 번째도 생략이 가능한데 날짜 및 시간 데이터의 주기를 사용한다. 다음은 2023년 2월 4일부터 3일간의 DatetimeIndex를 생성하는 코드이다.</w:t>
-      </w:r>
-    </w:p>
-    <w:p>
-      <w:pPr>
-        <w:pStyle w:val="SourceCode"/>
-      </w:pPr>
-      <w:r>
-        <w:rPr>
-          <w:rStyle w:val="BuiltInTok"/>
-        </w:rPr>
-        <w:t xml:space="preserve">print</w:t>
-      </w:r>
-      <w:r>
-        <w:rPr>
-          <w:rStyle w:val="NormalTok"/>
-        </w:rPr>
-        <w:t xml:space="preserve">(pd.DatetimeIndex([</w:t>
-      </w:r>
-      <w:r>
-        <w:rPr>
-          <w:rStyle w:val="StringTok"/>
-        </w:rPr>
-        <w:t xml:space="preserve">'2023-02-04'</w:t>
-      </w:r>
-      <w:r>
-        <w:rPr>
-          <w:rStyle w:val="NormalTok"/>
-        </w:rPr>
-        <w:t xml:space="preserve">, </w:t>
-      </w:r>
-      <w:r>
-        <w:rPr>
-          <w:rStyle w:val="StringTok"/>
-        </w:rPr>
-        <w:t xml:space="preserve">'2023-02-05'</w:t>
-      </w:r>
-      <w:r>
-        <w:rPr>
-          <w:rStyle w:val="NormalTok"/>
-        </w:rPr>
-        <w:t xml:space="preserve">, </w:t>
-      </w:r>
-      <w:r>
-        <w:rPr>
-          <w:rStyle w:val="StringTok"/>
-        </w:rPr>
-        <w:t xml:space="preserve">'2023-02-06'</w:t>
-      </w:r>
-      <w:r>
-        <w:rPr>
-          <w:rStyle w:val="NormalTok"/>
-        </w:rPr>
-        <w:t xml:space="preserve">], freq </w:t>
-      </w:r>
-      <w:r>
-        <w:rPr>
-          <w:rStyle w:val="OperatorTok"/>
-        </w:rPr>
-        <w:t xml:space="preserve">=</w:t>
-      </w:r>
-      <w:r>
-        <w:rPr>
-          <w:rStyle w:val="NormalTok"/>
-        </w:rPr>
-        <w:t xml:space="preserve"> </w:t>
-      </w:r>
-      <w:r>
-        <w:rPr>
-          <w:rStyle w:val="StringTok"/>
-        </w:rPr>
-        <w:t xml:space="preserve">'D'</w:t>
-      </w:r>
-      <w:r>
-        <w:rPr>
-          <w:rStyle w:val="NormalTok"/>
-        </w:rPr>
-        <w:t xml:space="preserve">))</w:t>
-      </w:r>
-    </w:p>
-    <w:p>
-      <w:pPr>
-        <w:pStyle w:val="SourceCode"/>
-      </w:pPr>
-      <w:r>
-        <w:rPr>
-          <w:rStyle w:val="VerbatimChar"/>
-        </w:rPr>
-        <w:t xml:space="preserve">DatetimeIndex(['2023-02-04', '2023-02-05', '2023-02-06'], dtype='datetime64[ns]', freq='D')</w:t>
       </w:r>
     </w:p>
     <w:p>
@@ -3815,6 +3818,121 @@
         <w:rPr>
           <w:rStyle w:val="StringTok"/>
         </w:rPr>
+        <w:t xml:space="preserve">"2023-03-04"</w:t>
+      </w:r>
+      <w:r>
+        <w:rPr>
+          <w:rStyle w:val="NormalTok"/>
+        </w:rPr>
+        <w:t xml:space="preserve">, freq </w:t>
+      </w:r>
+      <w:r>
+        <w:rPr>
+          <w:rStyle w:val="OperatorTok"/>
+        </w:rPr>
+        <w:t xml:space="preserve">=</w:t>
+      </w:r>
+      <w:r>
+        <w:rPr>
+          <w:rStyle w:val="NormalTok"/>
+        </w:rPr>
+        <w:t xml:space="preserve"> </w:t>
+      </w:r>
+      <w:r>
+        <w:rPr>
+          <w:rStyle w:val="StringTok"/>
+        </w:rPr>
+        <w:t xml:space="preserve">'b'</w:t>
+      </w:r>
+      <w:r>
+        <w:rPr>
+          <w:rStyle w:val="NormalTok"/>
+        </w:rPr>
+        <w:t xml:space="preserve">)</w:t>
+      </w:r>
+    </w:p>
+    <w:p>
+      <w:pPr>
+        <w:pStyle w:val="SourceCode"/>
+      </w:pPr>
+      <w:r>
+        <w:rPr>
+          <w:rStyle w:val="VerbatimChar"/>
+        </w:rPr>
+        <w:t xml:space="preserve">DatetimeIndex(['2023-02-06', '2023-02-07', '2023-02-08', '2023-02-09',</w:t>
+      </w:r>
+      <w:r>
+        <w:br/>
+      </w:r>
+      <w:r>
+        <w:rPr>
+          <w:rStyle w:val="VerbatimChar"/>
+        </w:rPr>
+        <w:t xml:space="preserve">               '2023-02-10', '2023-02-13', '2023-02-14', '2023-02-15',</w:t>
+      </w:r>
+      <w:r>
+        <w:br/>
+      </w:r>
+      <w:r>
+        <w:rPr>
+          <w:rStyle w:val="VerbatimChar"/>
+        </w:rPr>
+        <w:t xml:space="preserve">               '2023-02-16', '2023-02-17', '2023-02-20', '2023-02-21',</w:t>
+      </w:r>
+      <w:r>
+        <w:br/>
+      </w:r>
+      <w:r>
+        <w:rPr>
+          <w:rStyle w:val="VerbatimChar"/>
+        </w:rPr>
+        <w:t xml:space="preserve">               '2023-02-22', '2023-02-23', '2023-02-24', '2023-02-27',</w:t>
+      </w:r>
+      <w:r>
+        <w:br/>
+      </w:r>
+      <w:r>
+        <w:rPr>
+          <w:rStyle w:val="VerbatimChar"/>
+        </w:rPr>
+        <w:t xml:space="preserve">               '2023-02-28', '2023-03-01', '2023-03-02', '2023-03-03'],</w:t>
+      </w:r>
+      <w:r>
+        <w:br/>
+      </w:r>
+      <w:r>
+        <w:rPr>
+          <w:rStyle w:val="VerbatimChar"/>
+        </w:rPr>
+        <w:t xml:space="preserve">              dtype='datetime64[ns]', freq='B')</w:t>
+      </w:r>
+    </w:p>
+    <w:p>
+      <w:pPr>
+        <w:pStyle w:val="SourceCode"/>
+      </w:pPr>
+      <w:r>
+        <w:rPr>
+          <w:rStyle w:val="NormalTok"/>
+        </w:rPr>
+        <w:t xml:space="preserve">pd.date_range(</w:t>
+      </w:r>
+      <w:r>
+        <w:rPr>
+          <w:rStyle w:val="StringTok"/>
+        </w:rPr>
+        <w:t xml:space="preserve">"2023-02-04"</w:t>
+      </w:r>
+      <w:r>
+        <w:rPr>
+          <w:rStyle w:val="NormalTok"/>
+        </w:rPr>
+        <w:t xml:space="preserve">, </w:t>
+      </w:r>
+      <w:r>
+        <w:rPr>
+          <w:rStyle w:val="StringTok"/>
+        </w:rPr>
         <w:t xml:space="preserve">"2023-04-04"</w:t>
       </w:r>
       <w:r>
@@ -3839,7 +3957,7 @@
         <w:rPr>
           <w:rStyle w:val="StringTok"/>
         </w:rPr>
-        <w:t xml:space="preserve">'b'</w:t>
+        <w:t xml:space="preserve">'w'</w:t>
       </w:r>
       <w:r>
         <w:rPr>
@@ -3856,6 +3974,217 @@
         <w:rPr>
           <w:rStyle w:val="VerbatimChar"/>
         </w:rPr>
+        <w:t xml:space="preserve">DatetimeIndex(['2023-02-05', '2023-02-12', '2023-02-19', '2023-02-26',</w:t>
+      </w:r>
+      <w:r>
+        <w:br/>
+      </w:r>
+      <w:r>
+        <w:rPr>
+          <w:rStyle w:val="VerbatimChar"/>
+        </w:rPr>
+        <w:t xml:space="preserve">               '2023-03-05', '2023-03-12', '2023-03-19', '2023-03-26',</w:t>
+      </w:r>
+      <w:r>
+        <w:br/>
+      </w:r>
+      <w:r>
+        <w:rPr>
+          <w:rStyle w:val="VerbatimChar"/>
+        </w:rPr>
+        <w:t xml:space="preserve">               '2023-04-02'],</w:t>
+      </w:r>
+      <w:r>
+        <w:br/>
+      </w:r>
+      <w:r>
+        <w:rPr>
+          <w:rStyle w:val="VerbatimChar"/>
+        </w:rPr>
+        <w:t xml:space="preserve">              dtype='datetime64[ns]', freq='W-SUN')</w:t>
+      </w:r>
+    </w:p>
+    <w:p>
+      <w:pPr>
+        <w:pStyle w:val="SourceCode"/>
+      </w:pPr>
+      <w:r>
+        <w:rPr>
+          <w:rStyle w:val="NormalTok"/>
+        </w:rPr>
+        <w:t xml:space="preserve">pd.date_range(</w:t>
+      </w:r>
+      <w:r>
+        <w:rPr>
+          <w:rStyle w:val="StringTok"/>
+        </w:rPr>
+        <w:t xml:space="preserve">"2023-02-04"</w:t>
+      </w:r>
+      <w:r>
+        <w:rPr>
+          <w:rStyle w:val="NormalTok"/>
+        </w:rPr>
+        <w:t xml:space="preserve">, </w:t>
+      </w:r>
+      <w:r>
+        <w:rPr>
+          <w:rStyle w:val="StringTok"/>
+        </w:rPr>
+        <w:t xml:space="preserve">"2023-04-04"</w:t>
+      </w:r>
+      <w:r>
+        <w:rPr>
+          <w:rStyle w:val="NormalTok"/>
+        </w:rPr>
+        <w:t xml:space="preserve">, freq </w:t>
+      </w:r>
+      <w:r>
+        <w:rPr>
+          <w:rStyle w:val="OperatorTok"/>
+        </w:rPr>
+        <w:t xml:space="preserve">=</w:t>
+      </w:r>
+      <w:r>
+        <w:rPr>
+          <w:rStyle w:val="NormalTok"/>
+        </w:rPr>
+        <w:t xml:space="preserve"> </w:t>
+      </w:r>
+      <w:r>
+        <w:rPr>
+          <w:rStyle w:val="StringTok"/>
+        </w:rPr>
+        <w:t xml:space="preserve">'bms'</w:t>
+      </w:r>
+      <w:r>
+        <w:rPr>
+          <w:rStyle w:val="NormalTok"/>
+        </w:rPr>
+        <w:t xml:space="preserve">)</w:t>
+      </w:r>
+    </w:p>
+    <w:p>
+      <w:pPr>
+        <w:pStyle w:val="SourceCode"/>
+      </w:pPr>
+      <w:r>
+        <w:rPr>
+          <w:rStyle w:val="VerbatimChar"/>
+        </w:rPr>
+        <w:t xml:space="preserve">DatetimeIndex(['2023-03-01', '2023-04-03'], dtype='datetime64[ns]', freq='BMS')</w:t>
+      </w:r>
+    </w:p>
+    <w:p>
+      <w:pPr>
+        <w:pStyle w:val="FirstParagraph"/>
+      </w:pPr>
+      <w:r>
+        <w:rPr>
+          <w:rStyle w:val="VerbatimChar"/>
+        </w:rPr>
+        <w:t xml:space="preserve">date_range()</w:t>
+      </w:r>
+      <w:r>
+        <w:t xml:space="preserve">의 또 하나의 사용 방법은 시작일, 시간 간격과 데이터 갯수를 사용하는 것이다. 데이터 갯수는</w:t>
+      </w:r>
+      <w:r>
+        <w:t xml:space="preserve"> </w:t>
+      </w:r>
+      <w:r>
+        <w:t xml:space="preserve">‘</w:t>
+      </w:r>
+      <w:r>
+        <w:t xml:space="preserve">periods</w:t>
+      </w:r>
+      <w:r>
+        <w:t xml:space="preserve">’</w:t>
+      </w:r>
+      <w:r>
+        <w:t xml:space="preserve"> </w:t>
+      </w:r>
+      <w:r>
+        <w:t xml:space="preserve">매개변수를 사용한다. 다음은 23년 2월 4일 이후의 평일 20일 데이터를 생성하는 코드이다.</w:t>
+      </w:r>
+    </w:p>
+    <w:p>
+      <w:pPr>
+        <w:pStyle w:val="SourceCode"/>
+      </w:pPr>
+      <w:r>
+        <w:rPr>
+          <w:rStyle w:val="NormalTok"/>
+        </w:rPr>
+        <w:t xml:space="preserve">pd.date_range(</w:t>
+      </w:r>
+      <w:r>
+        <w:rPr>
+          <w:rStyle w:val="StringTok"/>
+        </w:rPr>
+        <w:t xml:space="preserve">"2023-02-04"</w:t>
+      </w:r>
+      <w:r>
+        <w:rPr>
+          <w:rStyle w:val="NormalTok"/>
+        </w:rPr>
+        <w:t xml:space="preserve">, periods </w:t>
+      </w:r>
+      <w:r>
+        <w:rPr>
+          <w:rStyle w:val="OperatorTok"/>
+        </w:rPr>
+        <w:t xml:space="preserve">=</w:t>
+      </w:r>
+      <w:r>
+        <w:rPr>
+          <w:rStyle w:val="NormalTok"/>
+        </w:rPr>
+        <w:t xml:space="preserve"> </w:t>
+      </w:r>
+      <w:r>
+        <w:rPr>
+          <w:rStyle w:val="DecValTok"/>
+        </w:rPr>
+        <w:t xml:space="preserve">20</w:t>
+      </w:r>
+      <w:r>
+        <w:rPr>
+          <w:rStyle w:val="NormalTok"/>
+        </w:rPr>
+        <w:t xml:space="preserve">, freq </w:t>
+      </w:r>
+      <w:r>
+        <w:rPr>
+          <w:rStyle w:val="OperatorTok"/>
+        </w:rPr>
+        <w:t xml:space="preserve">=</w:t>
+      </w:r>
+      <w:r>
+        <w:rPr>
+          <w:rStyle w:val="NormalTok"/>
+        </w:rPr>
+        <w:t xml:space="preserve"> </w:t>
+      </w:r>
+      <w:r>
+        <w:rPr>
+          <w:rStyle w:val="StringTok"/>
+        </w:rPr>
+        <w:t xml:space="preserve">'B'</w:t>
+      </w:r>
+      <w:r>
+        <w:rPr>
+          <w:rStyle w:val="NormalTok"/>
+        </w:rPr>
+        <w:t xml:space="preserve">)</w:t>
+      </w:r>
+    </w:p>
+    <w:p>
+      <w:pPr>
+        <w:pStyle w:val="SourceCode"/>
+      </w:pPr>
+      <w:r>
+        <w:rPr>
+          <w:rStyle w:val="VerbatimChar"/>
+        </w:rPr>
         <w:t xml:space="preserve">DatetimeIndex(['2023-02-06', '2023-02-07', '2023-02-08', '2023-02-09',</w:t>
       </w:r>
       <w:r>
@@ -3892,61 +4221,7 @@
         <w:rPr>
           <w:rStyle w:val="VerbatimChar"/>
         </w:rPr>
-        <w:t xml:space="preserve">               '2023-02-28', '2023-03-01', '2023-03-02', '2023-03-03',</w:t>
-      </w:r>
-      <w:r>
-        <w:br/>
-      </w:r>
-      <w:r>
-        <w:rPr>
-          <w:rStyle w:val="VerbatimChar"/>
-        </w:rPr>
-        <w:t xml:space="preserve">               '2023-03-06', '2023-03-07', '2023-03-08', '2023-03-09',</w:t>
-      </w:r>
-      <w:r>
-        <w:br/>
-      </w:r>
-      <w:r>
-        <w:rPr>
-          <w:rStyle w:val="VerbatimChar"/>
-        </w:rPr>
-        <w:t xml:space="preserve">               '2023-03-10', '2023-03-13', '2023-03-14', '2023-03-15',</w:t>
-      </w:r>
-      <w:r>
-        <w:br/>
-      </w:r>
-      <w:r>
-        <w:rPr>
-          <w:rStyle w:val="VerbatimChar"/>
-        </w:rPr>
-        <w:t xml:space="preserve">               '2023-03-16', '2023-03-17', '2023-03-20', '2023-03-21',</w:t>
-      </w:r>
-      <w:r>
-        <w:br/>
-      </w:r>
-      <w:r>
-        <w:rPr>
-          <w:rStyle w:val="VerbatimChar"/>
-        </w:rPr>
-        <w:t xml:space="preserve">               '2023-03-22', '2023-03-23', '2023-03-24', '2023-03-27',</w:t>
-      </w:r>
-      <w:r>
-        <w:br/>
-      </w:r>
-      <w:r>
-        <w:rPr>
-          <w:rStyle w:val="VerbatimChar"/>
-        </w:rPr>
-        <w:t xml:space="preserve">               '2023-03-28', '2023-03-29', '2023-03-30', '2023-03-31',</w:t>
-      </w:r>
-      <w:r>
-        <w:br/>
-      </w:r>
-      <w:r>
-        <w:rPr>
-          <w:rStyle w:val="VerbatimChar"/>
-        </w:rPr>
-        <w:t xml:space="preserve">               '2023-04-03', '2023-04-04'],</w:t>
+        <w:t xml:space="preserve">               '2023-02-28', '2023-03-01', '2023-03-02', '2023-03-03'],</w:t>
       </w:r>
       <w:r>
         <w:br/>
@@ -3958,171 +4233,14 @@
         <w:t xml:space="preserve">              dtype='datetime64[ns]', freq='B')</w:t>
       </w:r>
     </w:p>
-    <w:p>
-      <w:pPr>
-        <w:pStyle w:val="SourceCode"/>
-      </w:pPr>
-      <w:r>
-        <w:rPr>
-          <w:rStyle w:val="NormalTok"/>
-        </w:rPr>
-        <w:t xml:space="preserve">pd.date_range(</w:t>
-      </w:r>
-      <w:r>
-        <w:rPr>
-          <w:rStyle w:val="StringTok"/>
-        </w:rPr>
-        <w:t xml:space="preserve">"2023-02-04"</w:t>
-      </w:r>
-      <w:r>
-        <w:rPr>
-          <w:rStyle w:val="NormalTok"/>
-        </w:rPr>
-        <w:t xml:space="preserve">, </w:t>
-      </w:r>
-      <w:r>
-        <w:rPr>
-          <w:rStyle w:val="StringTok"/>
-        </w:rPr>
-        <w:t xml:space="preserve">"2023-04-04"</w:t>
-      </w:r>
-      <w:r>
-        <w:rPr>
-          <w:rStyle w:val="NormalTok"/>
-        </w:rPr>
-        <w:t xml:space="preserve">, freq </w:t>
-      </w:r>
-      <w:r>
-        <w:rPr>
-          <w:rStyle w:val="OperatorTok"/>
-        </w:rPr>
-        <w:t xml:space="preserve">=</w:t>
-      </w:r>
-      <w:r>
-        <w:rPr>
-          <w:rStyle w:val="NormalTok"/>
-        </w:rPr>
-        <w:t xml:space="preserve"> </w:t>
-      </w:r>
-      <w:r>
-        <w:rPr>
-          <w:rStyle w:val="StringTok"/>
-        </w:rPr>
-        <w:t xml:space="preserve">'w'</w:t>
-      </w:r>
-      <w:r>
-        <w:rPr>
-          <w:rStyle w:val="NormalTok"/>
-        </w:rPr>
-        <w:t xml:space="preserve">)</w:t>
-      </w:r>
-    </w:p>
-    <w:p>
-      <w:pPr>
-        <w:pStyle w:val="SourceCode"/>
-      </w:pPr>
-      <w:r>
-        <w:rPr>
-          <w:rStyle w:val="VerbatimChar"/>
-        </w:rPr>
-        <w:t xml:space="preserve">DatetimeIndex(['2023-02-05', '2023-02-12', '2023-02-19', '2023-02-26',</w:t>
-      </w:r>
-      <w:r>
-        <w:br/>
-      </w:r>
-      <w:r>
-        <w:rPr>
-          <w:rStyle w:val="VerbatimChar"/>
-        </w:rPr>
-        <w:t xml:space="preserve">               '2023-03-05', '2023-03-12', '2023-03-19', '2023-03-26',</w:t>
-      </w:r>
-      <w:r>
-        <w:br/>
-      </w:r>
-      <w:r>
-        <w:rPr>
-          <w:rStyle w:val="VerbatimChar"/>
-        </w:rPr>
-        <w:t xml:space="preserve">               '2023-04-02'],</w:t>
-      </w:r>
-      <w:r>
-        <w:br/>
-      </w:r>
-      <w:r>
-        <w:rPr>
-          <w:rStyle w:val="VerbatimChar"/>
-        </w:rPr>
-        <w:t xml:space="preserve">              dtype='datetime64[ns]', freq='W-SUN')</w:t>
-      </w:r>
-    </w:p>
-    <w:p>
-      <w:pPr>
-        <w:pStyle w:val="SourceCode"/>
-      </w:pPr>
-      <w:r>
-        <w:rPr>
-          <w:rStyle w:val="NormalTok"/>
-        </w:rPr>
-        <w:t xml:space="preserve">pd.date_range(</w:t>
-      </w:r>
-      <w:r>
-        <w:rPr>
-          <w:rStyle w:val="StringTok"/>
-        </w:rPr>
-        <w:t xml:space="preserve">"2023-02-04"</w:t>
-      </w:r>
-      <w:r>
-        <w:rPr>
-          <w:rStyle w:val="NormalTok"/>
-        </w:rPr>
-        <w:t xml:space="preserve">, </w:t>
-      </w:r>
-      <w:r>
-        <w:rPr>
-          <w:rStyle w:val="StringTok"/>
-        </w:rPr>
-        <w:t xml:space="preserve">"2023-04-04"</w:t>
-      </w:r>
-      <w:r>
-        <w:rPr>
-          <w:rStyle w:val="NormalTok"/>
-        </w:rPr>
-        <w:t xml:space="preserve">, freq </w:t>
-      </w:r>
-      <w:r>
-        <w:rPr>
-          <w:rStyle w:val="OperatorTok"/>
-        </w:rPr>
-        <w:t xml:space="preserve">=</w:t>
-      </w:r>
-      <w:r>
-        <w:rPr>
-          <w:rStyle w:val="NormalTok"/>
-        </w:rPr>
-        <w:t xml:space="preserve"> </w:t>
-      </w:r>
-      <w:r>
-        <w:rPr>
-          <w:rStyle w:val="StringTok"/>
-        </w:rPr>
-        <w:t xml:space="preserve">'bms'</w:t>
-      </w:r>
-      <w:r>
-        <w:rPr>
-          <w:rStyle w:val="NormalTok"/>
-        </w:rPr>
-        <w:t xml:space="preserve">)</w:t>
-      </w:r>
-    </w:p>
-    <w:p>
-      <w:pPr>
-        <w:pStyle w:val="SourceCode"/>
-      </w:pPr>
-      <w:r>
-        <w:rPr>
-          <w:rStyle w:val="VerbatimChar"/>
-        </w:rPr>
-        <w:t xml:space="preserve">DatetimeIndex(['2023-03-01', '2023-04-03'], dtype='datetime64[ns]', freq='BMS')</w:t>
+    <w:bookmarkEnd w:id="34"/>
+    <w:bookmarkStart w:id="38" w:name="peroid와-periodindex"/>
+    <w:p>
+      <w:pPr>
+        <w:pStyle w:val="Heading2"/>
+      </w:pPr>
+      <w:r>
+        <w:t xml:space="preserve">Peroid와 PeriodIndex</w:t>
       </w:r>
     </w:p>
     <w:p>
@@ -4130,173 +4248,24 @@
         <w:pStyle w:val="FirstParagraph"/>
       </w:pPr>
       <w:r>
-        <w:rPr>
-          <w:rStyle w:val="VerbatimChar"/>
-        </w:rPr>
-        <w:t xml:space="preserve">date_range()</w:t>
-      </w:r>
-      <w:r>
-        <w:t xml:space="preserve">의 또 하나의 사용 방법은 시작일, 시간 간격과 데이터 갯수를 사용하는 것이다. 데이터 갯수는</w:t>
-      </w:r>
-      <w:r>
-        <w:t xml:space="preserve"> </w:t>
-      </w:r>
-      <w:r>
-        <w:t xml:space="preserve">‘</w:t>
-      </w:r>
-      <w:r>
-        <w:t xml:space="preserve">periods</w:t>
-      </w:r>
-      <w:r>
-        <w:t xml:space="preserve">’</w:t>
-      </w:r>
-      <w:r>
-        <w:t xml:space="preserve"> </w:t>
-      </w:r>
-      <w:r>
-        <w:t xml:space="preserve">매개변수를 사용한다. 다음은 23년 2월 4일 이후의 평일 20일 데이터를 생성하는 코드이다.</w:t>
-      </w:r>
-    </w:p>
-    <w:p>
-      <w:pPr>
-        <w:pStyle w:val="SourceCode"/>
-      </w:pPr>
-      <w:r>
-        <w:rPr>
-          <w:rStyle w:val="NormalTok"/>
-        </w:rPr>
-        <w:t xml:space="preserve">pd.date_range(</w:t>
-      </w:r>
-      <w:r>
-        <w:rPr>
-          <w:rStyle w:val="StringTok"/>
-        </w:rPr>
-        <w:t xml:space="preserve">"2023-02-04"</w:t>
-      </w:r>
-      <w:r>
-        <w:rPr>
-          <w:rStyle w:val="NormalTok"/>
-        </w:rPr>
-        <w:t xml:space="preserve">, periods </w:t>
-      </w:r>
-      <w:r>
-        <w:rPr>
-          <w:rStyle w:val="OperatorTok"/>
-        </w:rPr>
-        <w:t xml:space="preserve">=</w:t>
-      </w:r>
-      <w:r>
-        <w:rPr>
-          <w:rStyle w:val="NormalTok"/>
-        </w:rPr>
-        <w:t xml:space="preserve"> </w:t>
-      </w:r>
-      <w:r>
-        <w:rPr>
-          <w:rStyle w:val="DecValTok"/>
-        </w:rPr>
-        <w:t xml:space="preserve">20</w:t>
-      </w:r>
-      <w:r>
-        <w:rPr>
-          <w:rStyle w:val="NormalTok"/>
-        </w:rPr>
-        <w:t xml:space="preserve">, freq </w:t>
-      </w:r>
-      <w:r>
-        <w:rPr>
-          <w:rStyle w:val="OperatorTok"/>
-        </w:rPr>
-        <w:t xml:space="preserve">=</w:t>
-      </w:r>
-      <w:r>
-        <w:rPr>
-          <w:rStyle w:val="NormalTok"/>
-        </w:rPr>
-        <w:t xml:space="preserve"> </w:t>
-      </w:r>
-      <w:r>
-        <w:rPr>
-          <w:rStyle w:val="StringTok"/>
-        </w:rPr>
-        <w:t xml:space="preserve">'B'</w:t>
-      </w:r>
-      <w:r>
-        <w:rPr>
-          <w:rStyle w:val="NormalTok"/>
-        </w:rPr>
-        <w:t xml:space="preserve">)</w:t>
-      </w:r>
-    </w:p>
-    <w:p>
-      <w:pPr>
-        <w:pStyle w:val="SourceCode"/>
-      </w:pPr>
-      <w:r>
-        <w:rPr>
-          <w:rStyle w:val="VerbatimChar"/>
-        </w:rPr>
-        <w:t xml:space="preserve">DatetimeIndex(['2023-02-06', '2023-02-07', '2023-02-08', '2023-02-09',</w:t>
-      </w:r>
-      <w:r>
-        <w:br/>
-      </w:r>
-      <w:r>
-        <w:rPr>
-          <w:rStyle w:val="VerbatimChar"/>
-        </w:rPr>
-        <w:t xml:space="preserve">               '2023-02-10', '2023-02-13', '2023-02-14', '2023-02-15',</w:t>
-      </w:r>
-      <w:r>
-        <w:br/>
-      </w:r>
-      <w:r>
-        <w:rPr>
-          <w:rStyle w:val="VerbatimChar"/>
-        </w:rPr>
-        <w:t xml:space="preserve">               '2023-02-16', '2023-02-17', '2023-02-20', '2023-02-21',</w:t>
-      </w:r>
-      <w:r>
-        <w:br/>
-      </w:r>
-      <w:r>
-        <w:rPr>
-          <w:rStyle w:val="VerbatimChar"/>
-        </w:rPr>
-        <w:t xml:space="preserve">               '2023-02-22', '2023-02-23', '2023-02-24', '2023-02-27',</w:t>
-      </w:r>
-      <w:r>
-        <w:br/>
-      </w:r>
-      <w:r>
-        <w:rPr>
-          <w:rStyle w:val="VerbatimChar"/>
-        </w:rPr>
-        <w:t xml:space="preserve">               '2023-02-28', '2023-03-01', '2023-03-02', '2023-03-03'],</w:t>
-      </w:r>
-      <w:r>
-        <w:br/>
-      </w:r>
-      <w:r>
-        <w:rPr>
-          <w:rStyle w:val="VerbatimChar"/>
-        </w:rPr>
-        <w:t xml:space="preserve">              dtype='datetime64[ns]', freq='B')</w:t>
-      </w:r>
-    </w:p>
-    <w:bookmarkEnd w:id="34"/>
-    <w:bookmarkStart w:id="38" w:name="periodindex"/>
-    <w:p>
-      <w:pPr>
-        <w:pStyle w:val="Heading2"/>
-      </w:pPr>
-      <w:r>
-        <w:t xml:space="preserve">PeriodIndex</w:t>
-      </w:r>
-    </w:p>
-    <w:p>
-      <w:pPr>
-        <w:pStyle w:val="FirstParagraph"/>
+        <w:t xml:space="preserve">앞서 설명한 DatetimeIndex는 특정 시점을 나타내는 timestamp의 집합이다. 그러나 특정 시간이 아닌 특정 기간을 나타내고자 한다면 pandas의 period 데이터 타입을 사용해야 한다. pandas의 Peroid 데이터 객체를 생성하고자 한다면</w:t>
+      </w:r>
+      <w:r>
+        <w:t xml:space="preserve"> </w:t>
+      </w:r>
+      <w:r>
+        <w:rPr>
+          <w:rStyle w:val="VerbatimChar"/>
+        </w:rPr>
+        <w:t xml:space="preserve">Period()</w:t>
+      </w:r>
+      <w:r>
+        <w:t xml:space="preserve">를 사용한다. 다음과 같이 ’2023’이라는 Timestamp는 2023년의 시작점인 2023년 1월 1일 0시 0분 0초의 순간을 지칭한다. 그러나 Period 데이터 타입으로 2023년을 생성한다면 2023년 1월 1일 0시 0분 0초부터 2023년 12월 31일 11시 59분 59초까지의 기간을 지칭하게 된다. 따라서 Period 데이터 타입은 시작점과 끝점의 특성을 지니게 된다.</w:t>
+      </w:r>
+    </w:p>
+    <w:p>
+      <w:pPr>
+        <w:pStyle w:val="BodyText"/>
       </w:pPr>
       <w:r>
         <w:drawing>
@@ -4341,14 +4310,757 @@
         </w:drawing>
       </w:r>
     </w:p>
+    <w:p>
+      <w:pPr>
+        <w:pStyle w:val="SourceCode"/>
+      </w:pPr>
+      <w:r>
+        <w:rPr>
+          <w:rStyle w:val="NormalTok"/>
+        </w:rPr>
+        <w:t xml:space="preserve">pd.Timestamp(</w:t>
+      </w:r>
+      <w:r>
+        <w:rPr>
+          <w:rStyle w:val="StringTok"/>
+        </w:rPr>
+        <w:t xml:space="preserve">'2023'</w:t>
+      </w:r>
+      <w:r>
+        <w:rPr>
+          <w:rStyle w:val="NormalTok"/>
+        </w:rPr>
+        <w:t xml:space="preserve">)</w:t>
+      </w:r>
+    </w:p>
+    <w:p>
+      <w:pPr>
+        <w:pStyle w:val="SourceCode"/>
+      </w:pPr>
+      <w:r>
+        <w:rPr>
+          <w:rStyle w:val="VerbatimChar"/>
+        </w:rPr>
+        <w:t xml:space="preserve">Timestamp('2023-01-01 00:00:00')</w:t>
+      </w:r>
+    </w:p>
+    <w:p>
+      <w:pPr>
+        <w:pStyle w:val="SourceCode"/>
+      </w:pPr>
+      <w:r>
+        <w:rPr>
+          <w:rStyle w:val="NormalTok"/>
+        </w:rPr>
+        <w:t xml:space="preserve">pd.Period(</w:t>
+      </w:r>
+      <w:r>
+        <w:rPr>
+          <w:rStyle w:val="StringTok"/>
+        </w:rPr>
+        <w:t xml:space="preserve">'2023'</w:t>
+      </w:r>
+      <w:r>
+        <w:rPr>
+          <w:rStyle w:val="NormalTok"/>
+        </w:rPr>
+        <w:t xml:space="preserve">)</w:t>
+      </w:r>
+    </w:p>
+    <w:p>
+      <w:pPr>
+        <w:pStyle w:val="SourceCode"/>
+      </w:pPr>
+      <w:r>
+        <w:rPr>
+          <w:rStyle w:val="VerbatimChar"/>
+        </w:rPr>
+        <w:t xml:space="preserve">Period('2023', 'A-DEC')</w:t>
+      </w:r>
+    </w:p>
+    <w:p>
+      <w:pPr>
+        <w:pStyle w:val="SourceCode"/>
+      </w:pPr>
+      <w:r>
+        <w:rPr>
+          <w:rStyle w:val="BuiltInTok"/>
+        </w:rPr>
+        <w:t xml:space="preserve">print</w:t>
+      </w:r>
+      <w:r>
+        <w:rPr>
+          <w:rStyle w:val="NormalTok"/>
+        </w:rPr>
+        <w:t xml:space="preserve">(</w:t>
+      </w:r>
+      <w:r>
+        <w:rPr>
+          <w:rStyle w:val="StringTok"/>
+        </w:rPr>
+        <w:t xml:space="preserve">'Start Time:'</w:t>
+      </w:r>
+      <w:r>
+        <w:rPr>
+          <w:rStyle w:val="NormalTok"/>
+        </w:rPr>
+        <w:t xml:space="preserve">, pd.Period(</w:t>
+      </w:r>
+      <w:r>
+        <w:rPr>
+          <w:rStyle w:val="StringTok"/>
+        </w:rPr>
+        <w:t xml:space="preserve">'2023'</w:t>
+      </w:r>
+      <w:r>
+        <w:rPr>
+          <w:rStyle w:val="NormalTok"/>
+        </w:rPr>
+        <w:t xml:space="preserve">).start_time)</w:t>
+      </w:r>
+      <w:r>
+        <w:br/>
+      </w:r>
+      <w:r>
+        <w:rPr>
+          <w:rStyle w:val="BuiltInTok"/>
+        </w:rPr>
+        <w:t xml:space="preserve">print</w:t>
+      </w:r>
+      <w:r>
+        <w:rPr>
+          <w:rStyle w:val="NormalTok"/>
+        </w:rPr>
+        <w:t xml:space="preserve">(</w:t>
+      </w:r>
+      <w:r>
+        <w:rPr>
+          <w:rStyle w:val="StringTok"/>
+        </w:rPr>
+        <w:t xml:space="preserve">'End Time:'</w:t>
+      </w:r>
+      <w:r>
+        <w:rPr>
+          <w:rStyle w:val="NormalTok"/>
+        </w:rPr>
+        <w:t xml:space="preserve">, pd.Period(</w:t>
+      </w:r>
+      <w:r>
+        <w:rPr>
+          <w:rStyle w:val="StringTok"/>
+        </w:rPr>
+        <w:t xml:space="preserve">'2023'</w:t>
+      </w:r>
+      <w:r>
+        <w:rPr>
+          <w:rStyle w:val="NormalTok"/>
+        </w:rPr>
+        <w:t xml:space="preserve">).end_time)</w:t>
+      </w:r>
+    </w:p>
+    <w:p>
+      <w:pPr>
+        <w:pStyle w:val="SourceCode"/>
+      </w:pPr>
+      <w:r>
+        <w:rPr>
+          <w:rStyle w:val="VerbatimChar"/>
+        </w:rPr>
+        <w:t xml:space="preserve">Start Time: 2023-01-01 00:00:00</w:t>
+      </w:r>
+      <w:r>
+        <w:br/>
+      </w:r>
+      <w:r>
+        <w:rPr>
+          <w:rStyle w:val="VerbatimChar"/>
+        </w:rPr>
+        <w:t xml:space="preserve">End Time: 2023-12-31 23:59:59.999999999</w:t>
+      </w:r>
+    </w:p>
+    <w:p>
+      <w:pPr>
+        <w:pStyle w:val="FirstParagraph"/>
+      </w:pPr>
+      <w:r>
+        <w:t xml:space="preserve">Period 데이터는 Period 데이터 생성자인</w:t>
+      </w:r>
+      <w:r>
+        <w:t xml:space="preserve"> </w:t>
+      </w:r>
+      <w:r>
+        <w:rPr>
+          <w:rStyle w:val="VerbatimChar"/>
+        </w:rPr>
+        <w:t xml:space="preserve">Peroid()</w:t>
+      </w:r>
+      <w:r>
+        <w:t xml:space="preserve">에 설정된 날짜나 시간의 마지막 단위로 간격이 설정된다. 앞서의 예에서</w:t>
+      </w:r>
+      <w:r>
+        <w:t xml:space="preserve"> </w:t>
+      </w:r>
+      <w:r>
+        <w:rPr>
+          <w:rStyle w:val="VerbatimChar"/>
+        </w:rPr>
+        <w:t xml:space="preserve">Period()</w:t>
+      </w:r>
+      <w:r>
+        <w:t xml:space="preserve">에 설정된 마지막 단위가 연도이기 때문에 Period 간격이 연도로 설정되지만 ’freq’를 사용하여 간격을 설정해주면 해당 간격의 Period 데이터 타입으로 생성된다. 다음은 앞서 설정했던 2023년 Period 데이터의 간격(freq)를 일(</w:t>
+      </w:r>
+      <w:r>
+        <w:t xml:space="preserve">“</w:t>
+      </w:r>
+      <w:r>
+        <w:t xml:space="preserve">D</w:t>
+      </w:r>
+      <w:r>
+        <w:t xml:space="preserve">”</w:t>
+      </w:r>
+      <w:r>
+        <w:t xml:space="preserve">)로 설정하였기 때문에 2023년 1월 1일 0시 0분 0초부터 23시 59분 59초까지의 기간을 나타내는 데이터로 생성된다.</w:t>
+      </w:r>
+    </w:p>
+    <w:p>
+      <w:pPr>
+        <w:pStyle w:val="SourceCode"/>
+      </w:pPr>
+      <w:r>
+        <w:rPr>
+          <w:rStyle w:val="NormalTok"/>
+        </w:rPr>
+        <w:t xml:space="preserve">pd.Period(</w:t>
+      </w:r>
+      <w:r>
+        <w:rPr>
+          <w:rStyle w:val="StringTok"/>
+        </w:rPr>
+        <w:t xml:space="preserve">'2023'</w:t>
+      </w:r>
+      <w:r>
+        <w:rPr>
+          <w:rStyle w:val="NormalTok"/>
+        </w:rPr>
+        <w:t xml:space="preserve">, freq</w:t>
+      </w:r>
+      <w:r>
+        <w:rPr>
+          <w:rStyle w:val="OperatorTok"/>
+        </w:rPr>
+        <w:t xml:space="preserve">=</w:t>
+      </w:r>
+      <w:r>
+        <w:rPr>
+          <w:rStyle w:val="StringTok"/>
+        </w:rPr>
+        <w:t xml:space="preserve">'D'</w:t>
+      </w:r>
+      <w:r>
+        <w:rPr>
+          <w:rStyle w:val="NormalTok"/>
+        </w:rPr>
+        <w:t xml:space="preserve">)</w:t>
+      </w:r>
+      <w:r>
+        <w:br/>
+      </w:r>
+      <w:r>
+        <w:rPr>
+          <w:rStyle w:val="BuiltInTok"/>
+        </w:rPr>
+        <w:t xml:space="preserve">print</w:t>
+      </w:r>
+      <w:r>
+        <w:rPr>
+          <w:rStyle w:val="NormalTok"/>
+        </w:rPr>
+        <w:t xml:space="preserve">(</w:t>
+      </w:r>
+      <w:r>
+        <w:rPr>
+          <w:rStyle w:val="StringTok"/>
+        </w:rPr>
+        <w:t xml:space="preserve">'Start Time:'</w:t>
+      </w:r>
+      <w:r>
+        <w:rPr>
+          <w:rStyle w:val="NormalTok"/>
+        </w:rPr>
+        <w:t xml:space="preserve">, pd.Period(</w:t>
+      </w:r>
+      <w:r>
+        <w:rPr>
+          <w:rStyle w:val="StringTok"/>
+        </w:rPr>
+        <w:t xml:space="preserve">'2023'</w:t>
+      </w:r>
+      <w:r>
+        <w:rPr>
+          <w:rStyle w:val="NormalTok"/>
+        </w:rPr>
+        <w:t xml:space="preserve">, freq</w:t>
+      </w:r>
+      <w:r>
+        <w:rPr>
+          <w:rStyle w:val="OperatorTok"/>
+        </w:rPr>
+        <w:t xml:space="preserve">=</w:t>
+      </w:r>
+      <w:r>
+        <w:rPr>
+          <w:rStyle w:val="StringTok"/>
+        </w:rPr>
+        <w:t xml:space="preserve">'D'</w:t>
+      </w:r>
+      <w:r>
+        <w:rPr>
+          <w:rStyle w:val="NormalTok"/>
+        </w:rPr>
+        <w:t xml:space="preserve">).start_time)</w:t>
+      </w:r>
+      <w:r>
+        <w:br/>
+      </w:r>
+      <w:r>
+        <w:rPr>
+          <w:rStyle w:val="BuiltInTok"/>
+        </w:rPr>
+        <w:t xml:space="preserve">print</w:t>
+      </w:r>
+      <w:r>
+        <w:rPr>
+          <w:rStyle w:val="NormalTok"/>
+        </w:rPr>
+        <w:t xml:space="preserve">(</w:t>
+      </w:r>
+      <w:r>
+        <w:rPr>
+          <w:rStyle w:val="StringTok"/>
+        </w:rPr>
+        <w:t xml:space="preserve">'End Time:'</w:t>
+      </w:r>
+      <w:r>
+        <w:rPr>
+          <w:rStyle w:val="NormalTok"/>
+        </w:rPr>
+        <w:t xml:space="preserve">, pd.Period(</w:t>
+      </w:r>
+      <w:r>
+        <w:rPr>
+          <w:rStyle w:val="StringTok"/>
+        </w:rPr>
+        <w:t xml:space="preserve">'2023'</w:t>
+      </w:r>
+      <w:r>
+        <w:rPr>
+          <w:rStyle w:val="NormalTok"/>
+        </w:rPr>
+        <w:t xml:space="preserve">, freq</w:t>
+      </w:r>
+      <w:r>
+        <w:rPr>
+          <w:rStyle w:val="OperatorTok"/>
+        </w:rPr>
+        <w:t xml:space="preserve">=</w:t>
+      </w:r>
+      <w:r>
+        <w:rPr>
+          <w:rStyle w:val="StringTok"/>
+        </w:rPr>
+        <w:t xml:space="preserve">'D'</w:t>
+      </w:r>
+      <w:r>
+        <w:rPr>
+          <w:rStyle w:val="NormalTok"/>
+        </w:rPr>
+        <w:t xml:space="preserve">).end_time)</w:t>
+      </w:r>
+    </w:p>
+    <w:p>
+      <w:pPr>
+        <w:pStyle w:val="SourceCode"/>
+      </w:pPr>
+      <w:r>
+        <w:rPr>
+          <w:rStyle w:val="VerbatimChar"/>
+        </w:rPr>
+        <w:t xml:space="preserve">Start Time: 2023-01-01 00:00:00</w:t>
+      </w:r>
+      <w:r>
+        <w:br/>
+      </w:r>
+      <w:r>
+        <w:rPr>
+          <w:rStyle w:val="VerbatimChar"/>
+        </w:rPr>
+        <w:t xml:space="preserve">End Time: 2023-01-01 23:59:59.999999999</w:t>
+      </w:r>
+    </w:p>
+    <w:p>
+      <w:pPr>
+        <w:pStyle w:val="FirstParagraph"/>
+      </w:pPr>
+      <w:r>
+        <w:t xml:space="preserve">이러한 Period 데이터 타입의 집합이 PeriodIndex이다. DatetimeIndex를 생성하기 위해서</w:t>
+      </w:r>
+      <w:r>
+        <w:t xml:space="preserve"> </w:t>
+      </w:r>
+      <w:r>
+        <w:rPr>
+          <w:rStyle w:val="VerbatimChar"/>
+        </w:rPr>
+        <w:t xml:space="preserve">to_datetime()</w:t>
+      </w:r>
+      <w:r>
+        <w:t xml:space="preserve">을 사용했다면 PeriodIndex를 생성하기 위해서는</w:t>
+      </w:r>
+      <w:r>
+        <w:t xml:space="preserve"> </w:t>
+      </w:r>
+      <w:r>
+        <w:rPr>
+          <w:rStyle w:val="VerbatimChar"/>
+        </w:rPr>
+        <w:t xml:space="preserve">to_period()</w:t>
+      </w:r>
+      <w:r>
+        <w:t xml:space="preserve">를 사용한다. 또 DatetimeIndex를 생성하기 위해</w:t>
+      </w:r>
+      <w:r>
+        <w:t xml:space="preserve"> </w:t>
+      </w:r>
+      <w:r>
+        <w:rPr>
+          <w:rStyle w:val="VerbatimChar"/>
+        </w:rPr>
+        <w:t xml:space="preserve">to_datetime()</w:t>
+      </w:r>
+      <w:r>
+        <w:t xml:space="preserve">을 사용했다면 PeriodIndex를 생성하기 위해서</w:t>
+      </w:r>
+      <w:r>
+        <w:t xml:space="preserve"> </w:t>
+      </w:r>
+      <w:r>
+        <w:rPr>
+          <w:rStyle w:val="VerbatimChar"/>
+        </w:rPr>
+        <w:t xml:space="preserve">to_period()</w:t>
+      </w:r>
+      <w:r>
+        <w:t xml:space="preserve">를 사용할 수 있다. 다만</w:t>
+      </w:r>
+      <w:r>
+        <w:t xml:space="preserve"> </w:t>
+      </w:r>
+      <w:r>
+        <w:rPr>
+          <w:rStyle w:val="VerbatimChar"/>
+        </w:rPr>
+        <w:t xml:space="preserve">to_datetime()</w:t>
+      </w:r>
+      <w:r>
+        <w:t xml:space="preserve">과 사용법이 다른 것은</w:t>
+      </w:r>
+      <w:r>
+        <w:t xml:space="preserve"> </w:t>
+      </w:r>
+      <w:r>
+        <w:rPr>
+          <w:rStyle w:val="VerbatimChar"/>
+        </w:rPr>
+        <w:t xml:space="preserve">to_datetime()</w:t>
+      </w:r>
+      <w:r>
+        <w:t xml:space="preserve">은 pandas의 메쏘드로 사용하지만</w:t>
+      </w:r>
+      <w:r>
+        <w:t xml:space="preserve"> </w:t>
+      </w:r>
+      <w:r>
+        <w:rPr>
+          <w:rStyle w:val="VerbatimChar"/>
+        </w:rPr>
+        <w:t xml:space="preserve">to_period()</w:t>
+      </w:r>
+      <w:r>
+        <w:t xml:space="preserve">는 DatetimeIndex의 메쏘드로 사용한다는 것이다. 따라서 PeriodIndex를 생성하기 위해서는 먼저 DatetimeIndex를 생성해야 한다.</w:t>
+      </w:r>
+    </w:p>
+    <w:p>
+      <w:pPr>
+        <w:pStyle w:val="SourceCode"/>
+      </w:pPr>
+      <w:r>
+        <w:rPr>
+          <w:rStyle w:val="CommentTok"/>
+        </w:rPr>
+        <w:t xml:space="preserve"># Timestamp를 Period로 변환</w:t>
+      </w:r>
+      <w:r>
+        <w:br/>
+      </w:r>
+      <w:r>
+        <w:rPr>
+          <w:rStyle w:val="NormalTok"/>
+        </w:rPr>
+        <w:t xml:space="preserve">dates </w:t>
+      </w:r>
+      <w:r>
+        <w:rPr>
+          <w:rStyle w:val="OperatorTok"/>
+        </w:rPr>
+        <w:t xml:space="preserve">=</w:t>
+      </w:r>
+      <w:r>
+        <w:rPr>
+          <w:rStyle w:val="NormalTok"/>
+        </w:rPr>
+        <w:t xml:space="preserve"> [</w:t>
+      </w:r>
+      <w:r>
+        <w:rPr>
+          <w:rStyle w:val="StringTok"/>
+        </w:rPr>
+        <w:t xml:space="preserve">'2023-02-03'</w:t>
+      </w:r>
+      <w:r>
+        <w:rPr>
+          <w:rStyle w:val="NormalTok"/>
+        </w:rPr>
+        <w:t xml:space="preserve">,</w:t>
+      </w:r>
+      <w:r>
+        <w:rPr>
+          <w:rStyle w:val="StringTok"/>
+        </w:rPr>
+        <w:t xml:space="preserve">'2023-02-04'</w:t>
+      </w:r>
+      <w:r>
+        <w:rPr>
+          <w:rStyle w:val="NormalTok"/>
+        </w:rPr>
+        <w:t xml:space="preserve">,</w:t>
+      </w:r>
+      <w:r>
+        <w:rPr>
+          <w:rStyle w:val="StringTok"/>
+        </w:rPr>
+        <w:t xml:space="preserve">'2023-02-05'</w:t>
+      </w:r>
+      <w:r>
+        <w:rPr>
+          <w:rStyle w:val="NormalTok"/>
+        </w:rPr>
+        <w:t xml:space="preserve">]</w:t>
+      </w:r>
+      <w:r>
+        <w:br/>
+      </w:r>
+      <w:r>
+        <w:rPr>
+          <w:rStyle w:val="NormalTok"/>
+        </w:rPr>
+        <w:t xml:space="preserve">date_period </w:t>
+      </w:r>
+      <w:r>
+        <w:rPr>
+          <w:rStyle w:val="OperatorTok"/>
+        </w:rPr>
+        <w:t xml:space="preserve">=</w:t>
+      </w:r>
+      <w:r>
+        <w:rPr>
+          <w:rStyle w:val="NormalTok"/>
+        </w:rPr>
+        <w:t xml:space="preserve"> pd.to_datetime(dates).to_period(freq</w:t>
+      </w:r>
+      <w:r>
+        <w:rPr>
+          <w:rStyle w:val="OperatorTok"/>
+        </w:rPr>
+        <w:t xml:space="preserve">=</w:t>
+      </w:r>
+      <w:r>
+        <w:rPr>
+          <w:rStyle w:val="StringTok"/>
+        </w:rPr>
+        <w:t xml:space="preserve">'D'</w:t>
+      </w:r>
+      <w:r>
+        <w:rPr>
+          <w:rStyle w:val="NormalTok"/>
+        </w:rPr>
+        <w:t xml:space="preserve">)</w:t>
+      </w:r>
+      <w:r>
+        <w:br/>
+      </w:r>
+      <w:r>
+        <w:rPr>
+          <w:rStyle w:val="BuiltInTok"/>
+        </w:rPr>
+        <w:t xml:space="preserve">print</w:t>
+      </w:r>
+      <w:r>
+        <w:rPr>
+          <w:rStyle w:val="NormalTok"/>
+        </w:rPr>
+        <w:t xml:space="preserve">(date_period)</w:t>
+      </w:r>
+    </w:p>
+    <w:p>
+      <w:pPr>
+        <w:pStyle w:val="SourceCode"/>
+      </w:pPr>
+      <w:r>
+        <w:rPr>
+          <w:rStyle w:val="VerbatimChar"/>
+        </w:rPr>
+        <w:t xml:space="preserve">PeriodIndex(['2023-02-03', '2023-02-04', '2023-02-05'], dtype='period[D]')</w:t>
+      </w:r>
+    </w:p>
+    <w:p>
+      <w:pPr>
+        <w:pStyle w:val="SourceCode"/>
+      </w:pPr>
+      <w:r>
+        <w:rPr>
+          <w:rStyle w:val="NormalTok"/>
+        </w:rPr>
+        <w:t xml:space="preserve">date_period.end_time</w:t>
+      </w:r>
+    </w:p>
+    <w:p>
+      <w:pPr>
+        <w:pStyle w:val="SourceCode"/>
+      </w:pPr>
+      <w:r>
+        <w:rPr>
+          <w:rStyle w:val="VerbatimChar"/>
+        </w:rPr>
+        <w:t xml:space="preserve">DatetimeIndex(['2023-02-03 23:59:59.999999999',</w:t>
+      </w:r>
+      <w:r>
+        <w:br/>
+      </w:r>
+      <w:r>
+        <w:rPr>
+          <w:rStyle w:val="VerbatimChar"/>
+        </w:rPr>
+        <w:t xml:space="preserve">               '2023-02-04 23:59:59.999999999',</w:t>
+      </w:r>
+      <w:r>
+        <w:br/>
+      </w:r>
+      <w:r>
+        <w:rPr>
+          <w:rStyle w:val="VerbatimChar"/>
+        </w:rPr>
+        <w:t xml:space="preserve">               '2023-02-05 23:59:59.999999999'],</w:t>
+      </w:r>
+      <w:r>
+        <w:br/>
+      </w:r>
+      <w:r>
+        <w:rPr>
+          <w:rStyle w:val="VerbatimChar"/>
+        </w:rPr>
+        <w:t xml:space="preserve">              dtype='datetime64[ns]', freq='D')</w:t>
+      </w:r>
+    </w:p>
+    <w:p>
+      <w:pPr>
+        <w:pStyle w:val="SourceCode"/>
+      </w:pPr>
+      <w:r>
+        <w:rPr>
+          <w:rStyle w:val="NormalTok"/>
+        </w:rPr>
+        <w:t xml:space="preserve">pd.period_range(</w:t>
+      </w:r>
+      <w:r>
+        <w:rPr>
+          <w:rStyle w:val="StringTok"/>
+        </w:rPr>
+        <w:t xml:space="preserve">'2023-02-03'</w:t>
+      </w:r>
+      <w:r>
+        <w:rPr>
+          <w:rStyle w:val="NormalTok"/>
+        </w:rPr>
+        <w:t xml:space="preserve">, </w:t>
+      </w:r>
+      <w:r>
+        <w:rPr>
+          <w:rStyle w:val="StringTok"/>
+        </w:rPr>
+        <w:t xml:space="preserve">'2023-02-05'</w:t>
+      </w:r>
+      <w:r>
+        <w:rPr>
+          <w:rStyle w:val="NormalTok"/>
+        </w:rPr>
+        <w:t xml:space="preserve">, freq</w:t>
+      </w:r>
+      <w:r>
+        <w:rPr>
+          <w:rStyle w:val="OperatorTok"/>
+        </w:rPr>
+        <w:t xml:space="preserve">=</w:t>
+      </w:r>
+      <w:r>
+        <w:rPr>
+          <w:rStyle w:val="StringTok"/>
+        </w:rPr>
+        <w:t xml:space="preserve">'D'</w:t>
+      </w:r>
+      <w:r>
+        <w:rPr>
+          <w:rStyle w:val="NormalTok"/>
+        </w:rPr>
+        <w:t xml:space="preserve">)</w:t>
+      </w:r>
+    </w:p>
+    <w:p>
+      <w:pPr>
+        <w:pStyle w:val="SourceCode"/>
+      </w:pPr>
+      <w:r>
+        <w:rPr>
+          <w:rStyle w:val="VerbatimChar"/>
+        </w:rPr>
+        <w:t xml:space="preserve">PeriodIndex(['2023-02-03', '2023-02-04', '2023-02-05'], dtype='period[D]')</w:t>
+      </w:r>
+    </w:p>
     <w:bookmarkEnd w:id="38"/>
-    <w:bookmarkStart w:id="39" w:name="날짜와-시간의-기간period-데이터-타입"/>
+    <w:bookmarkEnd w:id="39"/>
+    <w:bookmarkStart w:id="42" w:name="날짜와-시간의-간격"/>
+    <w:p>
+      <w:pPr>
+        <w:pStyle w:val="Heading1"/>
+      </w:pPr>
+      <w:r>
+        <w:t xml:space="preserve">날짜와 시간의 간격</w:t>
+      </w:r>
+    </w:p>
+    <w:p>
+      <w:pPr>
+        <w:pStyle w:val="FirstParagraph"/>
+      </w:pPr>
+      <w:r>
+        <w:t xml:space="preserve">python에서는 두 개의 날짜또는 시간의 차이, 간격을 나타내는 방법으로 timedelta를 지원한다. timedelta는 datetime에서 지원하는 timedelta와 pandas에서 지원하는 Timedelta의 두 가지가 있다.</w:t>
+      </w:r>
+    </w:p>
+    <w:bookmarkStart w:id="40" w:name="datetime의-timedelta"/>
     <w:p>
       <w:pPr>
         <w:pStyle w:val="Heading2"/>
       </w:pPr>
       <w:r>
-        <w:t xml:space="preserve">날짜와 시간의 기간(period) 데이터 타입</w:t>
+        <w:t xml:space="preserve">datetime의 timedelta</w:t>
       </w:r>
     </w:p>
     <w:p>
@@ -4356,27 +5068,100 @@
         <w:pStyle w:val="FirstParagraph"/>
       </w:pPr>
       <w:r>
-        <w:t xml:space="preserve">python에서 날짜와 시간을 표현하는 또 하나의 방법은 시간의 간격을 표현하는 것이다. python에서 시간의 간격을 표현하는 데이터 타입은 pandas에서 지원하는 period와 timedelta이다. 이 두가지 데이터 타입 모두</w:t>
-      </w:r>
-    </w:p>
-    <w:p>
-      <w:pPr>
-        <w:pStyle w:val="SourceCode"/>
-      </w:pPr>
-      <w:r>
-        <w:rPr>
-          <w:rStyle w:val="CommentTok"/>
-        </w:rPr>
-        <w:t xml:space="preserve"># Timestamp를 Period로 변환</w:t>
-      </w:r>
-      <w:r>
-        <w:br/>
-      </w:r>
-      <w:r>
-        <w:rPr>
-          <w:rStyle w:val="NormalTok"/>
-        </w:rPr>
-        <w:t xml:space="preserve">dates </w:t>
+        <w:t xml:space="preserve">python의 기본 라이브러리에서 지원하는 datetime의 모듈로 지원되는 timedelta는 날짜나 시간의 간격을 표현하기 위해 사용된다.</w:t>
+      </w:r>
+    </w:p>
+    <w:p>
+      <w:pPr>
+        <w:pStyle w:val="BodyText"/>
+      </w:pPr>
+      <w:r>
+        <w:t xml:space="preserve">앞서 설명한 데이터 타입과는 달리 timedelta는 접미어에</w:t>
+      </w:r>
+      <w:r>
+        <w:t xml:space="preserve"> </w:t>
+      </w:r>
+      <w:r>
+        <w:t xml:space="preserve">“</w:t>
+      </w:r>
+      <w:r>
+        <w:t xml:space="preserve">Dtype</w:t>
+      </w:r>
+      <w:r>
+        <w:t xml:space="preserve">”</w:t>
+      </w:r>
+      <w:r>
+        <w:t xml:space="preserve">이 붙는 데이터 타입은 아니지만 스칼라 데이터를 표현하는 객체로 사용된다. 이 timedelta는 python에서 자체적으로 지원하는 datetime의 객체로 표현된다. 다음은 datetime의 timedelta를 직접 설정하는 방법을 보이고 있다. days를 50, weeks를 2로 설정했기 때문에 timedelta에는 days가 50+(2*7)로 64, 8시간 5분 27초((8 * 60 * 60) + (5 * 60) + 27 + (29000 * 10 **-3))에 해당하는 29156초가 설정된다. 이 datetime의 timedelta는 다음 절에서 다룰 시간의 연산을 위해 사용된다.</w:t>
+      </w:r>
+    </w:p>
+    <w:p>
+      <w:pPr>
+        <w:pStyle w:val="BodyText"/>
+      </w:pPr>
+      <w:r>
+        <w:t xml:space="preserve">datetime의 timedelta 객체를 생성하기 위해서는</w:t>
+      </w:r>
+      <w:r>
+        <w:t xml:space="preserve"> </w:t>
+      </w:r>
+      <w:r>
+        <w:rPr>
+          <w:rStyle w:val="VerbatimChar"/>
+        </w:rPr>
+        <w:t xml:space="preserve">timedelta()</w:t>
+      </w:r>
+      <w:r>
+        <w:t xml:space="preserve">를 사용한다.</w:t>
+      </w:r>
+      <w:r>
+        <w:t xml:space="preserve"> </w:t>
+      </w:r>
+      <w:r>
+        <w:rPr>
+          <w:rStyle w:val="VerbatimChar"/>
+        </w:rPr>
+        <w:t xml:space="preserve">timedelta()</w:t>
+      </w:r>
+      <w:r>
+        <w:t xml:space="preserve">는 시간 간격을 나타내는 7가지의 매개변수에 정수를 설정함으로써 객체를 생성할 수 있다. 다음은 7개의 매개변수를 사용하여 timedelta를 생성하는 예이다.</w:t>
+      </w:r>
+    </w:p>
+    <w:p>
+      <w:pPr>
+        <w:pStyle w:val="SourceCode"/>
+      </w:pPr>
+      <w:r>
+        <w:rPr>
+          <w:rStyle w:val="ImportTok"/>
+        </w:rPr>
+        <w:t xml:space="preserve">from</w:t>
+      </w:r>
+      <w:r>
+        <w:rPr>
+          <w:rStyle w:val="NormalTok"/>
+        </w:rPr>
+        <w:t xml:space="preserve"> datetime </w:t>
+      </w:r>
+      <w:r>
+        <w:rPr>
+          <w:rStyle w:val="ImportTok"/>
+        </w:rPr>
+        <w:t xml:space="preserve">import</w:t>
+      </w:r>
+      <w:r>
+        <w:rPr>
+          <w:rStyle w:val="NormalTok"/>
+        </w:rPr>
+        <w:t xml:space="preserve"> timedelta</w:t>
+      </w:r>
+      <w:r>
+        <w:br/>
+      </w:r>
+      <w:r>
+        <w:rPr>
+          <w:rStyle w:val="NormalTok"/>
+        </w:rPr>
+        <w:t xml:space="preserve">delta </w:t>
       </w:r>
       <w:r>
         <w:rPr>
@@ -4388,13 +5173,28 @@
         <w:rPr>
           <w:rStyle w:val="NormalTok"/>
         </w:rPr>
-        <w:t xml:space="preserve"> [</w:t>
-      </w:r>
-      <w:r>
-        <w:rPr>
-          <w:rStyle w:val="StringTok"/>
-        </w:rPr>
-        <w:t xml:space="preserve">'2019-01-01'</w:t>
+        <w:t xml:space="preserve"> timedelta(</w:t>
+      </w:r>
+      <w:r>
+        <w:br/>
+      </w:r>
+      <w:r>
+        <w:rPr>
+          <w:rStyle w:val="NormalTok"/>
+        </w:rPr>
+        <w:t xml:space="preserve">    days</w:t>
+      </w:r>
+      <w:r>
+        <w:rPr>
+          <w:rStyle w:val="OperatorTok"/>
+        </w:rPr>
+        <w:t xml:space="preserve">=</w:t>
+      </w:r>
+      <w:r>
+        <w:rPr>
+          <w:rStyle w:val="DecValTok"/>
+        </w:rPr>
+        <w:t xml:space="preserve">50</w:t>
       </w:r>
       <w:r>
         <w:rPr>
@@ -4403,10 +5203,25 @@
         <w:t xml:space="preserve">,</w:t>
       </w:r>
       <w:r>
-        <w:rPr>
-          <w:rStyle w:val="StringTok"/>
-        </w:rPr>
-        <w:t xml:space="preserve">'2020-03-01'</w:t>
+        <w:br/>
+      </w:r>
+      <w:r>
+        <w:rPr>
+          <w:rStyle w:val="NormalTok"/>
+        </w:rPr>
+        <w:t xml:space="preserve">    seconds</w:t>
+      </w:r>
+      <w:r>
+        <w:rPr>
+          <w:rStyle w:val="OperatorTok"/>
+        </w:rPr>
+        <w:t xml:space="preserve">=</w:t>
+      </w:r>
+      <w:r>
+        <w:rPr>
+          <w:rStyle w:val="DecValTok"/>
+        </w:rPr>
+        <w:t xml:space="preserve">27</w:t>
       </w:r>
       <w:r>
         <w:rPr>
@@ -4415,25 +5230,13 @@
         <w:t xml:space="preserve">,</w:t>
       </w:r>
       <w:r>
-        <w:rPr>
-          <w:rStyle w:val="StringTok"/>
-        </w:rPr>
-        <w:t xml:space="preserve">'2021-06-01'</w:t>
-      </w:r>
-      <w:r>
-        <w:rPr>
-          <w:rStyle w:val="NormalTok"/>
-        </w:rPr>
-        <w:t xml:space="preserve">]</w:t>
-      </w:r>
-      <w:r>
-        <w:br/>
-      </w:r>
-      <w:r>
-        <w:rPr>
-          <w:rStyle w:val="NormalTok"/>
-        </w:rPr>
-        <w:t xml:space="preserve">ts_dates </w:t>
+        <w:br/>
+      </w:r>
+      <w:r>
+        <w:rPr>
+          <w:rStyle w:val="NormalTok"/>
+        </w:rPr>
+        <w:t xml:space="preserve">    microseconds</w:t>
       </w:r>
       <w:r>
         <w:rPr>
@@ -4443,57 +5246,120 @@
       </w:r>
       <w:r>
         <w:rPr>
-          <w:rStyle w:val="NormalTok"/>
-        </w:rPr>
-        <w:t xml:space="preserve"> pd.to_datetime(dates)</w:t>
-      </w:r>
-      <w:r>
-        <w:br/>
-      </w:r>
-      <w:r>
-        <w:rPr>
-          <w:rStyle w:val="BuiltInTok"/>
-        </w:rPr>
-        <w:t xml:space="preserve">print</w:t>
-      </w:r>
-      <w:r>
-        <w:rPr>
-          <w:rStyle w:val="NormalTok"/>
-        </w:rPr>
-        <w:t xml:space="preserve">(ts_dates)</w:t>
-      </w:r>
-      <w:r>
-        <w:br/>
-      </w:r>
-      <w:r>
-        <w:rPr>
-          <w:rStyle w:val="BuiltInTok"/>
-        </w:rPr>
-        <w:t xml:space="preserve">print</w:t>
-      </w:r>
-      <w:r>
-        <w:rPr>
-          <w:rStyle w:val="NormalTok"/>
-        </w:rPr>
-        <w:t xml:space="preserve">(</w:t>
-      </w:r>
-      <w:r>
-        <w:rPr>
-          <w:rStyle w:val="StringTok"/>
-        </w:rPr>
-        <w:t xml:space="preserve">'</w:t>
-      </w:r>
-      <w:r>
-        <w:rPr>
-          <w:rStyle w:val="CharTok"/>
-        </w:rPr>
-        <w:t xml:space="preserve">\n</w:t>
-      </w:r>
-      <w:r>
-        <w:rPr>
-          <w:rStyle w:val="StringTok"/>
-        </w:rPr>
-        <w:t xml:space="preserve">'</w:t>
+          <w:rStyle w:val="DecValTok"/>
+        </w:rPr>
+        <w:t xml:space="preserve">10</w:t>
+      </w:r>
+      <w:r>
+        <w:rPr>
+          <w:rStyle w:val="NormalTok"/>
+        </w:rPr>
+        <w:t xml:space="preserve">,</w:t>
+      </w:r>
+      <w:r>
+        <w:br/>
+      </w:r>
+      <w:r>
+        <w:rPr>
+          <w:rStyle w:val="NormalTok"/>
+        </w:rPr>
+        <w:t xml:space="preserve">    milliseconds</w:t>
+      </w:r>
+      <w:r>
+        <w:rPr>
+          <w:rStyle w:val="OperatorTok"/>
+        </w:rPr>
+        <w:t xml:space="preserve">=</w:t>
+      </w:r>
+      <w:r>
+        <w:rPr>
+          <w:rStyle w:val="DecValTok"/>
+        </w:rPr>
+        <w:t xml:space="preserve">29000</w:t>
+      </w:r>
+      <w:r>
+        <w:rPr>
+          <w:rStyle w:val="NormalTok"/>
+        </w:rPr>
+        <w:t xml:space="preserve">,</w:t>
+      </w:r>
+      <w:r>
+        <w:br/>
+      </w:r>
+      <w:r>
+        <w:rPr>
+          <w:rStyle w:val="NormalTok"/>
+        </w:rPr>
+        <w:t xml:space="preserve">    minutes</w:t>
+      </w:r>
+      <w:r>
+        <w:rPr>
+          <w:rStyle w:val="OperatorTok"/>
+        </w:rPr>
+        <w:t xml:space="preserve">=</w:t>
+      </w:r>
+      <w:r>
+        <w:rPr>
+          <w:rStyle w:val="DecValTok"/>
+        </w:rPr>
+        <w:t xml:space="preserve">5</w:t>
+      </w:r>
+      <w:r>
+        <w:rPr>
+          <w:rStyle w:val="NormalTok"/>
+        </w:rPr>
+        <w:t xml:space="preserve">,</w:t>
+      </w:r>
+      <w:r>
+        <w:br/>
+      </w:r>
+      <w:r>
+        <w:rPr>
+          <w:rStyle w:val="NormalTok"/>
+        </w:rPr>
+        <w:t xml:space="preserve">    hours</w:t>
+      </w:r>
+      <w:r>
+        <w:rPr>
+          <w:rStyle w:val="OperatorTok"/>
+        </w:rPr>
+        <w:t xml:space="preserve">=</w:t>
+      </w:r>
+      <w:r>
+        <w:rPr>
+          <w:rStyle w:val="DecValTok"/>
+        </w:rPr>
+        <w:t xml:space="preserve">8</w:t>
+      </w:r>
+      <w:r>
+        <w:rPr>
+          <w:rStyle w:val="NormalTok"/>
+        </w:rPr>
+        <w:t xml:space="preserve">,</w:t>
+      </w:r>
+      <w:r>
+        <w:br/>
+      </w:r>
+      <w:r>
+        <w:rPr>
+          <w:rStyle w:val="NormalTok"/>
+        </w:rPr>
+        <w:t xml:space="preserve">    weeks</w:t>
+      </w:r>
+      <w:r>
+        <w:rPr>
+          <w:rStyle w:val="OperatorTok"/>
+        </w:rPr>
+        <w:t xml:space="preserve">=</w:t>
+      </w:r>
+      <w:r>
+        <w:rPr>
+          <w:rStyle w:val="DecValTok"/>
+        </w:rPr>
+        <w:t xml:space="preserve">2</w:t>
+      </w:r>
+      <w:r>
+        <w:br/>
       </w:r>
       <w:r>
         <w:rPr>
@@ -4505,251 +5371,147 @@
         <w:br/>
       </w:r>
       <w:r>
-        <w:br/>
-      </w:r>
-      <w:r>
-        <w:rPr>
-          <w:rStyle w:val="CommentTok"/>
-        </w:rPr>
-        <w:t xml:space="preserve"># Timestamp를 Period변환</w:t>
-      </w:r>
-      <w:r>
-        <w:br/>
-      </w:r>
-      <w:r>
-        <w:rPr>
-          <w:rStyle w:val="NormalTok"/>
-        </w:rPr>
-        <w:t xml:space="preserve">pr_day </w:t>
-      </w:r>
-      <w:r>
-        <w:rPr>
-          <w:rStyle w:val="OperatorTok"/>
-        </w:rPr>
-        <w:t xml:space="preserve">=</w:t>
-      </w:r>
-      <w:r>
-        <w:rPr>
-          <w:rStyle w:val="NormalTok"/>
-        </w:rPr>
-        <w:t xml:space="preserve"> ts_dates.to_period(freq</w:t>
-      </w:r>
-      <w:r>
-        <w:rPr>
-          <w:rStyle w:val="OperatorTok"/>
-        </w:rPr>
-        <w:t xml:space="preserve">=</w:t>
-      </w:r>
-      <w:r>
-        <w:rPr>
-          <w:rStyle w:val="StringTok"/>
-        </w:rPr>
-        <w:t xml:space="preserve">'D'</w:t>
-      </w:r>
-      <w:r>
-        <w:rPr>
-          <w:rStyle w:val="NormalTok"/>
-        </w:rPr>
-        <w:t xml:space="preserve">)   </w:t>
-      </w:r>
-      <w:r>
-        <w:rPr>
-          <w:rStyle w:val="CommentTok"/>
-        </w:rPr>
-        <w:t xml:space="preserve">#1일의 기간</w:t>
-      </w:r>
-      <w:r>
-        <w:br/>
-      </w:r>
-      <w:r>
-        <w:rPr>
-          <w:rStyle w:val="BuiltInTok"/>
-        </w:rPr>
-        <w:t xml:space="preserve">print</w:t>
-      </w:r>
-      <w:r>
-        <w:rPr>
-          <w:rStyle w:val="NormalTok"/>
-        </w:rPr>
-        <w:t xml:space="preserve">(pr_day)</w:t>
-      </w:r>
-      <w:r>
-        <w:br/>
-      </w:r>
-      <w:r>
-        <w:rPr>
-          <w:rStyle w:val="NormalTok"/>
-        </w:rPr>
-        <w:t xml:space="preserve">pr_month </w:t>
-      </w:r>
-      <w:r>
-        <w:rPr>
-          <w:rStyle w:val="OperatorTok"/>
-        </w:rPr>
-        <w:t xml:space="preserve">=</w:t>
-      </w:r>
-      <w:r>
-        <w:rPr>
-          <w:rStyle w:val="NormalTok"/>
-        </w:rPr>
-        <w:t xml:space="preserve"> ts_dates.to_period(freq</w:t>
-      </w:r>
-      <w:r>
-        <w:rPr>
-          <w:rStyle w:val="OperatorTok"/>
-        </w:rPr>
-        <w:t xml:space="preserve">=</w:t>
-      </w:r>
-      <w:r>
-        <w:rPr>
-          <w:rStyle w:val="StringTok"/>
-        </w:rPr>
-        <w:t xml:space="preserve">'M'</w:t>
-      </w:r>
-      <w:r>
-        <w:rPr>
-          <w:rStyle w:val="NormalTok"/>
-        </w:rPr>
-        <w:t xml:space="preserve">) </w:t>
-      </w:r>
-      <w:r>
-        <w:rPr>
-          <w:rStyle w:val="CommentTok"/>
-        </w:rPr>
-        <w:t xml:space="preserve">#1개월의 기간</w:t>
-      </w:r>
-      <w:r>
-        <w:br/>
-      </w:r>
-      <w:r>
-        <w:rPr>
-          <w:rStyle w:val="BuiltInTok"/>
-        </w:rPr>
-        <w:t xml:space="preserve">print</w:t>
-      </w:r>
-      <w:r>
-        <w:rPr>
-          <w:rStyle w:val="NormalTok"/>
-        </w:rPr>
-        <w:t xml:space="preserve">(pr_month)</w:t>
-      </w:r>
-      <w:r>
-        <w:br/>
-      </w:r>
-      <w:r>
-        <w:rPr>
-          <w:rStyle w:val="NormalTok"/>
-        </w:rPr>
-        <w:t xml:space="preserve">pr_year </w:t>
-      </w:r>
-      <w:r>
-        <w:rPr>
-          <w:rStyle w:val="OperatorTok"/>
-        </w:rPr>
-        <w:t xml:space="preserve">=</w:t>
-      </w:r>
-      <w:r>
-        <w:rPr>
-          <w:rStyle w:val="NormalTok"/>
-        </w:rPr>
-        <w:t xml:space="preserve"> ts_dates.to_period(freq</w:t>
-      </w:r>
-      <w:r>
-        <w:rPr>
-          <w:rStyle w:val="OperatorTok"/>
-        </w:rPr>
-        <w:t xml:space="preserve">=</w:t>
-      </w:r>
-      <w:r>
-        <w:rPr>
-          <w:rStyle w:val="StringTok"/>
-        </w:rPr>
-        <w:t xml:space="preserve">'A'</w:t>
-      </w:r>
-      <w:r>
-        <w:rPr>
-          <w:rStyle w:val="NormalTok"/>
-        </w:rPr>
-        <w:t xml:space="preserve">)  </w:t>
-      </w:r>
-      <w:r>
-        <w:rPr>
-          <w:rStyle w:val="CommentTok"/>
-        </w:rPr>
-        <w:t xml:space="preserve">#1년의 기간</w:t>
-      </w:r>
-      <w:r>
-        <w:br/>
-      </w:r>
-      <w:r>
-        <w:rPr>
-          <w:rStyle w:val="BuiltInTok"/>
-        </w:rPr>
-        <w:t xml:space="preserve">print</w:t>
-      </w:r>
-      <w:r>
-        <w:rPr>
-          <w:rStyle w:val="NormalTok"/>
-        </w:rPr>
-        <w:t xml:space="preserve">(pr_year)</w:t>
-      </w:r>
-    </w:p>
-    <w:p>
-      <w:pPr>
-        <w:pStyle w:val="SourceCode"/>
-      </w:pPr>
-      <w:r>
-        <w:rPr>
-          <w:rStyle w:val="VerbatimChar"/>
-        </w:rPr>
-        <w:t xml:space="preserve">DatetimeIndex(['2019-01-01', '2020-03-01', '2021-06-01'], dtype='datetime64[ns]', freq=None)</w:t>
-      </w:r>
-      <w:r>
-        <w:br/>
-      </w:r>
-      <w:r>
-        <w:br/>
-      </w:r>
-      <w:r>
-        <w:br/>
-      </w:r>
-      <w:r>
-        <w:rPr>
-          <w:rStyle w:val="VerbatimChar"/>
-        </w:rPr>
-        <w:t xml:space="preserve">PeriodIndex(['2019-01-01', '2020-03-01', '2021-06-01'], dtype='period[D]')</w:t>
-      </w:r>
-      <w:r>
-        <w:br/>
-      </w:r>
-      <w:r>
-        <w:rPr>
-          <w:rStyle w:val="VerbatimChar"/>
-        </w:rPr>
-        <w:t xml:space="preserve">PeriodIndex(['2019-01', '2020-03', '2021-06'], dtype='period[M]')</w:t>
-      </w:r>
-      <w:r>
-        <w:br/>
-      </w:r>
-      <w:r>
-        <w:rPr>
-          <w:rStyle w:val="VerbatimChar"/>
-        </w:rPr>
-        <w:t xml:space="preserve">PeriodIndex(['2019', '2020', '2021'], dtype='period[A-DEC]')</w:t>
-      </w:r>
-    </w:p>
-    <w:bookmarkEnd w:id="39"/>
+        <w:rPr>
+          <w:rStyle w:val="NormalTok"/>
+        </w:rPr>
+        <w:t xml:space="preserve">delta</w:t>
+      </w:r>
+    </w:p>
+    <w:p>
+      <w:pPr>
+        <w:pStyle w:val="SourceCode"/>
+      </w:pPr>
+      <w:r>
+        <w:rPr>
+          <w:rStyle w:val="VerbatimChar"/>
+        </w:rPr>
+        <w:t xml:space="preserve">datetime.timedelta(days=64, seconds=29156, microseconds=10)</w:t>
+      </w:r>
+    </w:p>
     <w:bookmarkEnd w:id="40"/>
-    <w:bookmarkStart w:id="41" w:name="날짜와-시간의-간격-데이터-타입"/>
-    <w:p>
-      <w:pPr>
-        <w:pStyle w:val="Heading1"/>
-      </w:pPr>
-      <w:r>
-        <w:t xml:space="preserve">날짜와 시간의 간격 데이터 타입</w:t>
+    <w:bookmarkStart w:id="41" w:name="pandas의-timedelta"/>
+    <w:p>
+      <w:pPr>
+        <w:pStyle w:val="Heading2"/>
+      </w:pPr>
+      <w:r>
+        <w:t xml:space="preserve">pandas의 Timedelta</w:t>
+      </w:r>
+    </w:p>
+    <w:p>
+      <w:pPr>
+        <w:pStyle w:val="FirstParagraph"/>
+      </w:pPr>
+      <w:r>
+        <w:t xml:space="preserve">pandas에서 제공하는 Timedelta 클래스는 datetime의 timedelta 클래스와 서로 호환되는 클래스이다. 대부분의 사용에서 서로 교환하여 사용할 수 있다. 하지만 pandas의 Timedelta 클래스는 datetime의 timedelta 보다 객체 생성 방법이 다양하다. pandas의 Timedelta 클래스는</w:t>
+      </w:r>
+      <w:r>
+        <w:t xml:space="preserve"> </w:t>
+      </w:r>
+      <w:r>
+        <w:rPr>
+          <w:rStyle w:val="VerbatimChar"/>
+        </w:rPr>
+        <w:t xml:space="preserve">Timedelta()</w:t>
+      </w:r>
+      <w:r>
+        <w:t xml:space="preserve">를 사용하여 생성하는데 datetime의</w:t>
+      </w:r>
+      <w:r>
+        <w:t xml:space="preserve"> </w:t>
+      </w:r>
+      <w:r>
+        <w:rPr>
+          <w:rStyle w:val="VerbatimChar"/>
+        </w:rPr>
+        <w:t xml:space="preserve">timedelta()</w:t>
+      </w:r>
+      <w:r>
+        <w:t xml:space="preserve">에서 사용하는 7개의 매개변수 외에도 시간을 나타내는 문자열이나 정수와 시간을 나타내는 문자를 통해서도 생성할 수 있다. 다만 정수와 시간 문자를 사용한다면 단 하나의 시간 간격문자만 사용할 수 있다는 단점이 있다. 다음은 문자열을 사용하여 pandas의 Timedelta를 생성하는 예이다.</w:t>
+      </w:r>
+    </w:p>
+    <w:p>
+      <w:pPr>
+        <w:pStyle w:val="SourceCode"/>
+      </w:pPr>
+      <w:r>
+        <w:rPr>
+          <w:rStyle w:val="NormalTok"/>
+        </w:rPr>
+        <w:t xml:space="preserve">pd.Timedelta(</w:t>
+      </w:r>
+      <w:r>
+        <w:rPr>
+          <w:rStyle w:val="StringTok"/>
+        </w:rPr>
+        <w:t xml:space="preserve">'64 days 8 hours 5 minutes 27 seconds 29000 milliseconds 10 microseconds'</w:t>
+      </w:r>
+      <w:r>
+        <w:rPr>
+          <w:rStyle w:val="NormalTok"/>
+        </w:rPr>
+        <w:t xml:space="preserve">)</w:t>
+      </w:r>
+    </w:p>
+    <w:p>
+      <w:pPr>
+        <w:pStyle w:val="SourceCode"/>
+      </w:pPr>
+      <w:r>
+        <w:rPr>
+          <w:rStyle w:val="VerbatimChar"/>
+        </w:rPr>
+        <w:t xml:space="preserve">Timedelta('64 days 08:05:56.000010')</w:t>
+      </w:r>
+    </w:p>
+    <w:p>
+      <w:pPr>
+        <w:pStyle w:val="SourceCode"/>
+      </w:pPr>
+      <w:r>
+        <w:rPr>
+          <w:rStyle w:val="NormalTok"/>
+        </w:rPr>
+        <w:t xml:space="preserve">pd.Timedelta(</w:t>
+      </w:r>
+      <w:r>
+        <w:rPr>
+          <w:rStyle w:val="DecValTok"/>
+        </w:rPr>
+        <w:t xml:space="preserve">5558756000010</w:t>
+      </w:r>
+      <w:r>
+        <w:rPr>
+          <w:rStyle w:val="NormalTok"/>
+        </w:rPr>
+        <w:t xml:space="preserve">, </w:t>
+      </w:r>
+      <w:r>
+        <w:rPr>
+          <w:rStyle w:val="StringTok"/>
+        </w:rPr>
+        <w:t xml:space="preserve">'microseconds'</w:t>
+      </w:r>
+      <w:r>
+        <w:rPr>
+          <w:rStyle w:val="NormalTok"/>
+        </w:rPr>
+        <w:t xml:space="preserve">)</w:t>
+      </w:r>
+    </w:p>
+    <w:p>
+      <w:pPr>
+        <w:pStyle w:val="SourceCode"/>
+      </w:pPr>
+      <w:r>
+        <w:rPr>
+          <w:rStyle w:val="VerbatimChar"/>
+        </w:rPr>
+        <w:t xml:space="preserve">Timedelta('64 days 08:05:56.000010')</w:t>
       </w:r>
     </w:p>
     <w:bookmarkEnd w:id="41"/>
+    <w:bookmarkEnd w:id="42"/>
     <w:sectPr/>
   </w:body>
 </w:document>
